--- a/cmu-decision/server/templates/CMU-CER.docx
+++ b/cmu-decision/server/templates/CMU-CER.docx
@@ -4570,7 +4570,7 @@
           <w:sz w:val="20"/>
           <w:szCs w:val="20"/>
         </w:rPr>
-        <w:t xml:space="preserve">TESTIGO PROMOTOR: ______________________________  |  Folio promotor: _______________</w:t>
+        <w:t xml:space="preserve">Promotor que acompañó el proceso: ______________________________  |  Folio promotor: _______________  (informativo — no constituye firma; firma electrónica avanzada conforme a NOM-151 y art. 89 Código de Comercio)</w:t>
       </w:r>
     </w:p>
     <w:sectPr>
